--- a/test/docx/golden/lists.docx
+++ b/test/docx/golden/lists.docx
@@ -2,7 +2,7 @@
 <file path=word/document.xml><?xml version="1.0" encoding="utf-8"?>
 <w:document xmlns:w="http://schemas.openxmlformats.org/wordprocessingml/2006/main" xmlns:m="http://schemas.openxmlformats.org/officeDocument/2006/math" xmlns:r="http://schemas.openxmlformats.org/officeDocument/2006/relationships" xmlns:o="urn:schemas-microsoft-com:office:office" xmlns:v="urn:schemas-microsoft-com:vml" xmlns:w10="urn:schemas-microsoft-com:office:word" xmlns:a="http://schemas.openxmlformats.org/drawingml/2006/main" xmlns:pic="http://schemas.openxmlformats.org/drawingml/2006/picture" xmlns:wp="http://schemas.openxmlformats.org/drawingml/2006/wordprocessingDrawing">
   <w:body>
-    <w:bookmarkStart w:id="9" w:name="some-nested-lists"/>
+    <w:bookmarkStart w:id="9" w:name="_a4db16606836f88ba358e0acdfc53a1cfe32655"/>
     <w:p>
       <w:pPr>
         <w:pStyle w:val="Heading2"/>

--- a/test/docx/golden/lists.docx
+++ b/test/docx/golden/lists.docx
@@ -13,6 +13,7 @@
     </w:p>
     <w:p>
       <w:pPr>
+        <w:pStyle w:val="FirstParagraph"/>
         <w:numPr>
           <w:ilvl w:val="0"/>
           <w:numId w:val="1001"/>
@@ -24,6 +25,7 @@
     </w:p>
     <w:p>
       <w:pPr>
+        <w:pStyle w:val="FirstParagraph"/>
         <w:numPr>
           <w:ilvl w:val="0"/>
           <w:numId w:val="1001"/>
@@ -35,6 +37,7 @@
     </w:p>
     <w:p>
       <w:pPr>
+        <w:pStyle w:val="FirstParagraph"/>
         <w:numPr>
           <w:ilvl w:val="1"/>
           <w:numId w:val="1002"/>
@@ -46,6 +49,7 @@
     </w:p>
     <w:p>
       <w:pPr>
+        <w:pStyle w:val="FirstParagraph"/>
         <w:numPr>
           <w:ilvl w:val="1"/>
           <w:numId w:val="1002"/>
@@ -57,6 +61,7 @@
     </w:p>
     <w:p>
       <w:pPr>
+        <w:pStyle w:val="FirstParagraph"/>
         <w:numPr>
           <w:ilvl w:val="0"/>
           <w:numId w:val="1003"/>
@@ -68,6 +73,7 @@
     </w:p>
     <w:p>
       <w:pPr>
+        <w:pStyle w:val="FirstParagraph"/>
         <w:numPr>
           <w:ilvl w:val="0"/>
           <w:numId w:val="1003"/>
@@ -79,6 +85,7 @@
     </w:p>
     <w:p>
       <w:pPr>
+        <w:pStyle w:val="FirstParagraph"/>
         <w:numPr>
           <w:ilvl w:val="1"/>
           <w:numId w:val="1004"/>
@@ -90,6 +97,7 @@
     </w:p>
     <w:p>
       <w:pPr>
+        <w:pStyle w:val="FirstParagraph"/>
         <w:numPr>
           <w:ilvl w:val="2"/>
           <w:numId w:val="1005"/>
@@ -101,6 +109,7 @@
     </w:p>
     <w:p>
       <w:pPr>
+        <w:pStyle w:val="BodyText"/>
         <w:numPr>
           <w:ilvl w:val="2"/>
           <w:numId w:val="1000"/>
@@ -112,6 +121,7 @@
     </w:p>
     <w:p>
       <w:pPr>
+        <w:pStyle w:val="FirstParagraph"/>
         <w:numPr>
           <w:ilvl w:val="0"/>
           <w:numId w:val="1003"/>
